--- a/docs/Rover Software - Presentation Script.docx
+++ b/docs/Rover Software - Presentation Script.docx
@@ -48,7 +48,7 @@
         <w:rPr>
           <w:color w:val="5B6867"/>
         </w:rPr>
-        <w:t xml:space="preserve">Speaking time: about 17 minutes at a calm pace (130 words a minute), plus questions.</w:t>
+        <w:t xml:space="preserve">Speaking time: about 14 minutes at a calm pace (130 words a minute), plus questions.</w:t>
       </w:r>
     </w:p>
     <w:p>
@@ -66,32 +66,6 @@
       </w:pPr>
       <w:r>
         <w:t xml:space="preserve">Fill in these placeholders on the slides and in this script:</w:t>
-      </w:r>
-    </w:p>
-    <w:p>
-      <w:pPr>
-        <w:pStyle w:val="ListParagraph"/>
-        <w:numPr>
-          <w:ilvl w:val="0"/>
-          <w:numId w:val="2"/>
-        </w:numPr>
-        <w:spacing w:after="60"/>
-      </w:pPr>
-      <w:r>
-        <w:t xml:space="preserve">[event date]</w:t>
-      </w:r>
-    </w:p>
-    <w:p>
-      <w:pPr>
-        <w:pStyle w:val="ListParagraph"/>
-        <w:numPr>
-          <w:ilvl w:val="0"/>
-          <w:numId w:val="2"/>
-        </w:numPr>
-        <w:spacing w:after="60"/>
-      </w:pPr>
-      <w:r>
-        <w:t xml:space="preserve">[points rules]</w:t>
       </w:r>
     </w:p>
     <w:p>
@@ -437,7 +411,7 @@
                 <w:bCs w:val="false"/>
                 <w:color w:val="1B2425"/>
               </w:rPr>
-              <w:t xml:space="preserve">Get through the course, find the patches, act on each one</w:t>
+              <w:t xml:space="preserve">One base, two brains to add on</w:t>
             </w:r>
           </w:p>
         </w:tc>
@@ -526,7 +500,7 @@
                 <w:bCs w:val="false"/>
                 <w:color w:val="1B2425"/>
               </w:rPr>
-              <w:t xml:space="preserve">Four things every rover gets right</w:t>
+              <w:t xml:space="preserve">The three packages side by side</w:t>
             </w:r>
           </w:p>
         </w:tc>
@@ -547,7 +521,7 @@
                 <w:bCs w:val="false"/>
                 <w:color w:val="1B2425"/>
               </w:rPr>
-              <w:t xml:space="preserve">1:02</w:t>
+              <w:t xml:space="preserve">1:09</w:t>
             </w:r>
           </w:p>
         </w:tc>
@@ -568,7 +542,7 @@
                 <w:bCs w:val="false"/>
                 <w:color w:val="1B2425"/>
               </w:rPr>
-              <w:t xml:space="preserve">2:28</w:t>
+              <w:t xml:space="preserve">2:35</w:t>
             </w:r>
           </w:p>
         </w:tc>
@@ -615,7 +589,7 @@
                 <w:bCs w:val="false"/>
                 <w:color w:val="1B2425"/>
               </w:rPr>
-              <w:t xml:space="preserve">One base, two brains to add on</w:t>
+              <w:t xml:space="preserve">You plan the route, it drives it accurately</w:t>
             </w:r>
           </w:p>
         </w:tc>
@@ -636,7 +610,7 @@
                 <w:bCs w:val="false"/>
                 <w:color w:val="1B2425"/>
               </w:rPr>
-              <w:t xml:space="preserve">0:50</w:t>
+              <w:t xml:space="preserve">0:55</w:t>
             </w:r>
           </w:p>
         </w:tc>
@@ -657,7 +631,7 @@
                 <w:bCs w:val="false"/>
                 <w:color w:val="1B2425"/>
               </w:rPr>
-              <w:t xml:space="preserve">3:18</w:t>
+              <w:t xml:space="preserve">3:30</w:t>
             </w:r>
           </w:p>
         </w:tc>
@@ -704,7 +678,7 @@
                 <w:bCs w:val="false"/>
                 <w:color w:val="1B2425"/>
               </w:rPr>
-              <w:t xml:space="preserve">Three packages. One choice.</w:t>
+              <w:t xml:space="preserve">One hand on the wall, all the way round</w:t>
             </w:r>
           </w:p>
         </w:tc>
@@ -725,7 +699,7 @@
                 <w:bCs w:val="false"/>
                 <w:color w:val="1B2425"/>
               </w:rPr>
-              <w:t xml:space="preserve">0:46</w:t>
+              <w:t xml:space="preserve">1:14</w:t>
             </w:r>
           </w:p>
         </w:tc>
@@ -746,7 +720,7 @@
                 <w:bCs w:val="false"/>
                 <w:color w:val="1B2425"/>
               </w:rPr>
-              <w:t xml:space="preserve">4:04</w:t>
+              <w:t xml:space="preserve">4:44</w:t>
             </w:r>
           </w:p>
         </w:tc>
@@ -793,7 +767,7 @@
                 <w:bCs w:val="false"/>
                 <w:color w:val="1B2425"/>
               </w:rPr>
-              <w:t xml:space="preserve">The three packages side by side</w:t>
+              <w:t xml:space="preserve">It maps the course and searches all of it</w:t>
             </w:r>
           </w:p>
         </w:tc>
@@ -814,7 +788,7 @@
                 <w:bCs w:val="false"/>
                 <w:color w:val="1B2425"/>
               </w:rPr>
-              <w:t xml:space="preserve">1:09</w:t>
+              <w:t xml:space="preserve">1:16</w:t>
             </w:r>
           </w:p>
         </w:tc>
@@ -835,7 +809,7 @@
                 <w:bCs w:val="false"/>
                 <w:color w:val="1B2425"/>
               </w:rPr>
-              <w:t xml:space="preserve">5:13</w:t>
+              <w:t xml:space="preserve">6:00</w:t>
             </w:r>
           </w:p>
         </w:tc>
@@ -882,7 +856,7 @@
                 <w:bCs w:val="false"/>
                 <w:color w:val="1B2425"/>
               </w:rPr>
-              <w:t xml:space="preserve">You plan the route, it drives it accurately</w:t>
+              <w:t xml:space="preserve">Same course, three ways round</w:t>
             </w:r>
           </w:p>
         </w:tc>
@@ -903,7 +877,7 @@
                 <w:bCs w:val="false"/>
                 <w:color w:val="1B2425"/>
               </w:rPr>
-              <w:t xml:space="preserve">0:55</w:t>
+              <w:t xml:space="preserve">0:54</w:t>
             </w:r>
           </w:p>
         </w:tc>
@@ -924,7 +898,7 @@
                 <w:bCs w:val="false"/>
                 <w:color w:val="1B2425"/>
               </w:rPr>
-              <w:t xml:space="preserve">6:08</w:t>
+              <w:t xml:space="preserve">6:54</w:t>
             </w:r>
           </w:p>
         </w:tc>
@@ -971,7 +945,7 @@
                 <w:bCs w:val="false"/>
                 <w:color w:val="1B2425"/>
               </w:rPr>
-              <w:t xml:space="preserve">One hand on the wall, all the way round</w:t>
+              <w:t xml:space="preserve">Which one suits your team?</w:t>
             </w:r>
           </w:p>
         </w:tc>
@@ -992,7 +966,7 @@
                 <w:bCs w:val="false"/>
                 <w:color w:val="1B2425"/>
               </w:rPr>
-              <w:t xml:space="preserve">1:14</w:t>
+              <w:t xml:space="preserve">1:04</w:t>
             </w:r>
           </w:p>
         </w:tc>
@@ -1013,7 +987,7 @@
                 <w:bCs w:val="false"/>
                 <w:color w:val="1B2425"/>
               </w:rPr>
-              <w:t xml:space="preserve">7:22</w:t>
+              <w:t xml:space="preserve">7:58</w:t>
             </w:r>
           </w:p>
         </w:tc>
@@ -1060,7 +1034,7 @@
                 <w:bCs w:val="false"/>
                 <w:color w:val="1B2425"/>
               </w:rPr>
-              <w:t xml:space="preserve">It maps the course and searches all of it</w:t>
+              <w:t xml:space="preserve">Every package comes with</w:t>
             </w:r>
           </w:p>
         </w:tc>
@@ -1081,7 +1055,7 @@
                 <w:bCs w:val="false"/>
                 <w:color w:val="1B2425"/>
               </w:rPr>
-              <w:t xml:space="preserve">1:16</w:t>
+              <w:t xml:space="preserve">0:45</w:t>
             </w:r>
           </w:p>
         </w:tc>
@@ -1102,7 +1076,7 @@
                 <w:bCs w:val="false"/>
                 <w:color w:val="1B2425"/>
               </w:rPr>
-              <w:t xml:space="preserve">8:38</w:t>
+              <w:t xml:space="preserve">8:43</w:t>
             </w:r>
           </w:p>
         </w:tc>
@@ -1149,7 +1123,7 @@
                 <w:bCs w:val="false"/>
                 <w:color w:val="1B2425"/>
               </w:rPr>
-              <w:t xml:space="preserve">Same course, three ways round</w:t>
+              <w:t xml:space="preserve">The simulator: test on a computer first</w:t>
             </w:r>
           </w:p>
         </w:tc>
@@ -1170,7 +1144,7 @@
                 <w:bCs w:val="false"/>
                 <w:color w:val="1B2425"/>
               </w:rPr>
-              <w:t xml:space="preserve">0:54</w:t>
+              <w:t xml:space="preserve">1:10</w:t>
             </w:r>
           </w:p>
         </w:tc>
@@ -1191,7 +1165,7 @@
                 <w:bCs w:val="false"/>
                 <w:color w:val="1B2425"/>
               </w:rPr>
-              <w:t xml:space="preserve">9:32</w:t>
+              <w:t xml:space="preserve">9:53</w:t>
             </w:r>
           </w:p>
         </w:tc>
@@ -1238,7 +1212,7 @@
                 <w:bCs w:val="false"/>
                 <w:color w:val="1B2425"/>
               </w:rPr>
-              <w:t xml:space="preserve">Which one suits your team?</w:t>
+              <w:t xml:space="preserve">Design your rover for the software</w:t>
             </w:r>
           </w:p>
         </w:tc>
@@ -1259,7 +1233,7 @@
                 <w:bCs w:val="false"/>
                 <w:color w:val="1B2425"/>
               </w:rPr>
-              <w:t xml:space="preserve">1:04</w:t>
+              <w:t xml:space="preserve">1:12</w:t>
             </w:r>
           </w:p>
         </w:tc>
@@ -1280,7 +1254,7 @@
                 <w:bCs w:val="false"/>
                 <w:color w:val="1B2425"/>
               </w:rPr>
-              <w:t xml:space="preserve">10:36</w:t>
+              <w:t xml:space="preserve">11:05</w:t>
             </w:r>
           </w:p>
         </w:tc>
@@ -1327,7 +1301,7 @@
                 <w:bCs w:val="false"/>
                 <w:color w:val="1B2425"/>
               </w:rPr>
-              <w:t xml:space="preserve">Every package comes with</w:t>
+              <w:t xml:space="preserve">Your first hour, in six steps</w:t>
             </w:r>
           </w:p>
         </w:tc>
@@ -1348,7 +1322,7 @@
                 <w:bCs w:val="false"/>
                 <w:color w:val="1B2425"/>
               </w:rPr>
-              <w:t xml:space="preserve">0:45</w:t>
+              <w:t xml:space="preserve">1:10</w:t>
             </w:r>
           </w:p>
         </w:tc>
@@ -1369,7 +1343,7 @@
                 <w:bCs w:val="false"/>
                 <w:color w:val="1B2425"/>
               </w:rPr>
-              <w:t xml:space="preserve">11:21</w:t>
+              <w:t xml:space="preserve">12:15</w:t>
             </w:r>
           </w:p>
         </w:tc>
@@ -1416,7 +1390,7 @@
                 <w:bCs w:val="false"/>
                 <w:color w:val="1B2425"/>
               </w:rPr>
-              <w:t xml:space="preserve">The simulator: test on a computer first</w:t>
+              <w:t xml:space="preserve">Start with three places</w:t>
             </w:r>
           </w:p>
         </w:tc>
@@ -1437,7 +1411,7 @@
                 <w:bCs w:val="false"/>
                 <w:color w:val="1B2425"/>
               </w:rPr>
-              <w:t xml:space="preserve">1:10</w:t>
+              <w:t xml:space="preserve">1:04</w:t>
             </w:r>
           </w:p>
         </w:tc>
@@ -1458,7 +1432,7 @@
                 <w:bCs w:val="false"/>
                 <w:color w:val="1B2425"/>
               </w:rPr>
-              <w:t xml:space="preserve">12:31</w:t>
+              <w:t xml:space="preserve">13:19</w:t>
             </w:r>
           </w:p>
         </w:tc>
@@ -1505,7 +1479,7 @@
                 <w:bCs w:val="false"/>
                 <w:color w:val="1B2425"/>
               </w:rPr>
-              <w:t xml:space="preserve">Design your rover for the software</w:t>
+              <w:t xml:space="preserve">Measure. Simulate. Then drive.</w:t>
             </w:r>
           </w:p>
         </w:tc>
@@ -1526,7 +1500,7 @@
                 <w:bCs w:val="false"/>
                 <w:color w:val="1B2425"/>
               </w:rPr>
-              <w:t xml:space="preserve">1:12</w:t>
+              <w:t xml:space="preserve">0:45</w:t>
             </w:r>
           </w:p>
         </w:tc>
@@ -1547,274 +1521,7 @@
                 <w:bCs w:val="false"/>
                 <w:color w:val="1B2425"/>
               </w:rPr>
-              <w:t xml:space="preserve">13:43</w:t>
-            </w:r>
-          </w:p>
-        </w:tc>
-      </w:tr>
-      <w:tr>
-        <w:trPr>
-          <w:tblHeader w:val="off"/>
-        </w:trPr>
-        <w:tc>
-          <w:tcPr>
-            <w:tcW w:type="dxa" w:w="578"/>
-            <w:tcMar>
-              <w:top w:type="dxa" w:w="50"/>
-              <w:left w:type="dxa" w:w="100"/>
-              <w:bottom w:type="dxa" w:w="50"/>
-              <w:right w:type="dxa" w:w="100"/>
-            </w:tcMar>
-          </w:tcPr>
-          <w:p>
-            <w:r>
-              <w:rPr>
-                <w:b w:val="false"/>
-                <w:bCs w:val="false"/>
-                <w:color w:val="1B2425"/>
-              </w:rPr>
-              <w:t xml:space="preserve">15</w:t>
-            </w:r>
-          </w:p>
-        </w:tc>
-        <w:tc>
-          <w:tcPr>
-            <w:tcW w:type="dxa" w:w="6361"/>
-            <w:tcMar>
-              <w:top w:type="dxa" w:w="50"/>
-              <w:left w:type="dxa" w:w="100"/>
-              <w:bottom w:type="dxa" w:w="50"/>
-              <w:right w:type="dxa" w:w="100"/>
-            </w:tcMar>
-          </w:tcPr>
-          <w:p>
-            <w:r>
-              <w:rPr>
-                <w:b w:val="false"/>
-                <w:bCs w:val="false"/>
-                <w:color w:val="1B2425"/>
-              </w:rPr>
-              <w:t xml:space="preserve">Your first hour, in six steps</w:t>
-            </w:r>
-          </w:p>
-        </w:tc>
-        <w:tc>
-          <w:tcPr>
-            <w:tcW w:type="dxa" w:w="1349"/>
-            <w:tcMar>
-              <w:top w:type="dxa" w:w="50"/>
-              <w:left w:type="dxa" w:w="100"/>
-              <w:bottom w:type="dxa" w:w="50"/>
-              <w:right w:type="dxa" w:w="100"/>
-            </w:tcMar>
-          </w:tcPr>
-          <w:p>
-            <w:r>
-              <w:rPr>
-                <w:b w:val="false"/>
-                <w:bCs w:val="false"/>
-                <w:color w:val="1B2425"/>
-              </w:rPr>
-              <w:t xml:space="preserve">1:10</w:t>
-            </w:r>
-          </w:p>
-        </w:tc>
-        <w:tc>
-          <w:tcPr>
-            <w:tcW w:type="dxa" w:w="1350"/>
-            <w:tcMar>
-              <w:top w:type="dxa" w:w="50"/>
-              <w:left w:type="dxa" w:w="100"/>
-              <w:bottom w:type="dxa" w:w="50"/>
-              <w:right w:type="dxa" w:w="100"/>
-            </w:tcMar>
-          </w:tcPr>
-          <w:p>
-            <w:r>
-              <w:rPr>
-                <w:b w:val="false"/>
-                <w:bCs w:val="false"/>
-                <w:color w:val="1B2425"/>
-              </w:rPr>
-              <w:t xml:space="preserve">14:53</w:t>
-            </w:r>
-          </w:p>
-        </w:tc>
-      </w:tr>
-      <w:tr>
-        <w:trPr>
-          <w:tblHeader w:val="off"/>
-        </w:trPr>
-        <w:tc>
-          <w:tcPr>
-            <w:tcW w:type="dxa" w:w="578"/>
-            <w:tcMar>
-              <w:top w:type="dxa" w:w="50"/>
-              <w:left w:type="dxa" w:w="100"/>
-              <w:bottom w:type="dxa" w:w="50"/>
-              <w:right w:type="dxa" w:w="100"/>
-            </w:tcMar>
-          </w:tcPr>
-          <w:p>
-            <w:r>
-              <w:rPr>
-                <w:b w:val="false"/>
-                <w:bCs w:val="false"/>
-                <w:color w:val="1B2425"/>
-              </w:rPr>
-              <w:t xml:space="preserve">16</w:t>
-            </w:r>
-          </w:p>
-        </w:tc>
-        <w:tc>
-          <w:tcPr>
-            <w:tcW w:type="dxa" w:w="6361"/>
-            <w:tcMar>
-              <w:top w:type="dxa" w:w="50"/>
-              <w:left w:type="dxa" w:w="100"/>
-              <w:bottom w:type="dxa" w:w="50"/>
-              <w:right w:type="dxa" w:w="100"/>
-            </w:tcMar>
-          </w:tcPr>
-          <w:p>
-            <w:r>
-              <w:rPr>
-                <w:b w:val="false"/>
-                <w:bCs w:val="false"/>
-                <w:color w:val="1B2425"/>
-              </w:rPr>
-              <w:t xml:space="preserve">You only change three places</w:t>
-            </w:r>
-          </w:p>
-        </w:tc>
-        <w:tc>
-          <w:tcPr>
-            <w:tcW w:type="dxa" w:w="1349"/>
-            <w:tcMar>
-              <w:top w:type="dxa" w:w="50"/>
-              <w:left w:type="dxa" w:w="100"/>
-              <w:bottom w:type="dxa" w:w="50"/>
-              <w:right w:type="dxa" w:w="100"/>
-            </w:tcMar>
-          </w:tcPr>
-          <w:p>
-            <w:r>
-              <w:rPr>
-                <w:b w:val="false"/>
-                <w:bCs w:val="false"/>
-                <w:color w:val="1B2425"/>
-              </w:rPr>
-              <w:t xml:space="preserve">0:52</w:t>
-            </w:r>
-          </w:p>
-        </w:tc>
-        <w:tc>
-          <w:tcPr>
-            <w:tcW w:type="dxa" w:w="1350"/>
-            <w:tcMar>
-              <w:top w:type="dxa" w:w="50"/>
-              <w:left w:type="dxa" w:w="100"/>
-              <w:bottom w:type="dxa" w:w="50"/>
-              <w:right w:type="dxa" w:w="100"/>
-            </w:tcMar>
-          </w:tcPr>
-          <w:p>
-            <w:r>
-              <w:rPr>
-                <w:b w:val="false"/>
-                <w:bCs w:val="false"/>
-                <w:color w:val="1B2425"/>
-              </w:rPr>
-              <w:t xml:space="preserve">15:45</w:t>
-            </w:r>
-          </w:p>
-        </w:tc>
-      </w:tr>
-      <w:tr>
-        <w:trPr>
-          <w:tblHeader w:val="off"/>
-        </w:trPr>
-        <w:tc>
-          <w:tcPr>
-            <w:tcW w:type="dxa" w:w="578"/>
-            <w:tcMar>
-              <w:top w:type="dxa" w:w="50"/>
-              <w:left w:type="dxa" w:w="100"/>
-              <w:bottom w:type="dxa" w:w="50"/>
-              <w:right w:type="dxa" w:w="100"/>
-            </w:tcMar>
-          </w:tcPr>
-          <w:p>
-            <w:r>
-              <w:rPr>
-                <w:b w:val="false"/>
-                <w:bCs w:val="false"/>
-                <w:color w:val="1B2425"/>
-              </w:rPr>
-              <w:t xml:space="preserve">17</w:t>
-            </w:r>
-          </w:p>
-        </w:tc>
-        <w:tc>
-          <w:tcPr>
-            <w:tcW w:type="dxa" w:w="6361"/>
-            <w:tcMar>
-              <w:top w:type="dxa" w:w="50"/>
-              <w:left w:type="dxa" w:w="100"/>
-              <w:bottom w:type="dxa" w:w="50"/>
-              <w:right w:type="dxa" w:w="100"/>
-            </w:tcMar>
-          </w:tcPr>
-          <w:p>
-            <w:r>
-              <w:rPr>
-                <w:b w:val="false"/>
-                <w:bCs w:val="false"/>
-                <w:color w:val="1B2425"/>
-              </w:rPr>
-              <w:t xml:space="preserve">Measure. Simulate. Then drive.</w:t>
-            </w:r>
-          </w:p>
-        </w:tc>
-        <w:tc>
-          <w:tcPr>
-            <w:tcW w:type="dxa" w:w="1349"/>
-            <w:tcMar>
-              <w:top w:type="dxa" w:w="50"/>
-              <w:left w:type="dxa" w:w="100"/>
-              <w:bottom w:type="dxa" w:w="50"/>
-              <w:right w:type="dxa" w:w="100"/>
-            </w:tcMar>
-          </w:tcPr>
-          <w:p>
-            <w:r>
-              <w:rPr>
-                <w:b w:val="false"/>
-                <w:bCs w:val="false"/>
-                <w:color w:val="1B2425"/>
-              </w:rPr>
-              <w:t xml:space="preserve">0:45</w:t>
-            </w:r>
-          </w:p>
-        </w:tc>
-        <w:tc>
-          <w:tcPr>
-            <w:tcW w:type="dxa" w:w="1350"/>
-            <w:tcMar>
-              <w:top w:type="dxa" w:w="50"/>
-              <w:left w:type="dxa" w:w="100"/>
-              <w:bottom w:type="dxa" w:w="50"/>
-              <w:right w:type="dxa" w:w="100"/>
-            </w:tcMar>
-          </w:tcPr>
-          <w:p>
-            <w:r>
-              <w:rPr>
-                <w:b w:val="false"/>
-                <w:bCs w:val="false"/>
-                <w:color w:val="1B2425"/>
-              </w:rPr>
-              <w:t xml:space="preserve">16:30</w:t>
+              <w:t xml:space="preserve">14:04</w:t>
             </w:r>
           </w:p>
         </w:tc>
@@ -1866,7 +1573,7 @@
         <w:spacing w:after="80" w:before="360"/>
       </w:pPr>
       <w:r>
-        <w:t xml:space="preserve">Slide 2  ·  Get through the course, find the patches, act on each one</w:t>
+        <w:t xml:space="preserve">Slide 2  ·  One base, two brains to add on</w:t>
       </w:r>
     </w:p>
     <w:p>
@@ -1894,7 +1601,7 @@
           <w:sz w:val="26"/>
           <w:szCs w:val="26"/>
         </w:rPr>
-        <w:t xml:space="preserve">Here’s the challenge. Your rover has to get through the course, find the coloured patches and do something at each one. You know the layout, so you could hard-code the route: drive 60, turn left, drive 40, and so on. But a rover that finds its own way scores more points. The trouble is, autonomy is hard. In past years most teams gave up on it and hard-coded the route. This year you don’t have to write autonomy from scratch: you can buy it, as software.</w:t>
+        <w:t xml:space="preserve">The software is built like LEGO. At the bottom are the basic functions: driving, turning, the distance sensor, the colour sensor, and a set of tests called setup_check. Every package has these. On top you can add one brain: the wall follower, or the maze explorer. And next to all of it is the simulator, which every team gets for free, whichever package you buy. It runs your real program on a computer, with a pretend version of your rover on a pretend version of the course.</w:t>
       </w:r>
     </w:p>
     <w:p>
@@ -1904,7 +1611,7 @@
         <w:spacing w:after="80" w:before="360"/>
       </w:pPr>
       <w:r>
-        <w:t xml:space="preserve">Slide 3  ·  Four things every rover gets right</w:t>
+        <w:t xml:space="preserve">Slide 3  ·  The three packages side by side</w:t>
       </w:r>
     </w:p>
     <w:p>
@@ -1920,7 +1627,7 @@
           <w:sz w:val="20"/>
           <w:szCs w:val="20"/>
         </w:rPr>
-        <w:t xml:space="preserve">About 1:02</w:t>
+        <w:t xml:space="preserve">About 1:09</w:t>
       </w:r>
     </w:p>
     <w:p>
@@ -1932,7 +1639,7 @@
           <w:sz w:val="26"/>
           <w:szCs w:val="26"/>
         </w:rPr>
-        <w:t xml:space="preserve">Whatever you buy, the software does four things for you. One: it drives straight and exact distances. The hub’s gyro steers the rover back if it drifts, and the motors count how far the wheels turned. Two: it turns to exact directions. NORTH is the way your rover faces at the start, and the directions stay fixed to the room, so small errors don’t add up turn after turn. Three: the distance sensor stops a drive before it hits a wall, and tells the autonomy where the walls are. Four: the colour sensor watches the floor during every single move, and when it finds a colour it runs the actions you wrote.</w:t>
+        <w:t xml:space="preserve">Here they are side by side. With Basic functions you plan the route; with the other two, the rover does. Basic functions finds a patch only if your route goes over it. The wall follower finds patches along the walls, but it misses patches out in the open floor. The explorer finds patches anywhere it can reach. If the colours must be found in a set order, Basic functions can do that because you write the route, and the explorer can do it with explore(find=…); the wall follower simply reacts to colours in the order it meets them. And the price of that: a hard-coded route is fastest, the wall follower is in the middle, and a full search with the explorer takes minutes. Prices: [read out prices].</w:t>
       </w:r>
     </w:p>
     <w:p>
@@ -1942,7 +1649,7 @@
         <w:spacing w:after="80" w:before="360"/>
       </w:pPr>
       <w:r>
-        <w:t xml:space="preserve">Slide 4  ·  One base, two brains to add on</w:t>
+        <w:t xml:space="preserve">Slide 4  ·  You plan the route, it drives it accurately</w:t>
       </w:r>
     </w:p>
     <w:p>
@@ -1958,7 +1665,7 @@
           <w:sz w:val="20"/>
           <w:szCs w:val="20"/>
         </w:rPr>
-        <w:t xml:space="preserve">About 0:50</w:t>
+        <w:t xml:space="preserve">About 0:55</w:t>
       </w:r>
     </w:p>
     <w:p>
@@ -1970,7 +1677,7 @@
           <w:sz w:val="26"/>
           <w:szCs w:val="26"/>
         </w:rPr>
-        <w:t xml:space="preserve">The software is built like LEGO. At the bottom are the basic functions: driving, turning, the distance sensor, the colour sensor, and a set of tests called setup_check. Every package has these. On top you can add one brain: the wall follower, or the maze explorer. And next to all of it is the simulator, which every team gets for free, whichever package you buy. It runs your real program on a computer, with a pretend version of your rover on a pretend version of the course.</w:t>
+        <w:t xml:space="preserve">Package one: Basic functions. You write the route as a list of moves, like this: drive 60 centimetres, face west, drive on until you’re 15 centimetres from the wall, face north, drive 80 more. The software makes every one of those moves accurate. It’s great if you know the course well, and it gives you the fastest run. The catch: anything you didn’t plan for breaks the route. My tip: plan your route along walls. Driving up to a wall corrects the small errors from the moves before it, because the wall is always where it is.</w:t>
       </w:r>
     </w:p>
     <w:p>
@@ -1980,7 +1687,7 @@
         <w:spacing w:after="80" w:before="360"/>
       </w:pPr>
       <w:r>
-        <w:t xml:space="preserve">Slide 5  ·  Three packages. One choice.</w:t>
+        <w:t xml:space="preserve">Slide 5  ·  One hand on the wall, all the way round</w:t>
       </w:r>
     </w:p>
     <w:p>
@@ -1996,7 +1703,7 @@
           <w:sz w:val="20"/>
           <w:szCs w:val="20"/>
         </w:rPr>
-        <w:t xml:space="preserve">About 0:46</w:t>
+        <w:t xml:space="preserve">About 1:14</w:t>
       </w:r>
     </w:p>
     <w:p>
@@ -2008,7 +1715,7 @@
           <w:sz w:val="26"/>
           <w:szCs w:val="26"/>
         </w:rPr>
-        <w:t xml:space="preserve">So here’s the choice you have to make as a team. There are three packages. With Basic functions, you plan the route and the rover drives it accurately. With the Wall follower, the rover finds its own way by following the walls. With the Maze explorer, the rover draws a map of the course and searches all of it. Each one costs a different amount from your budget, and each one has strengths and weaknesses. Let’s compare them.</w:t>
+        <w:t xml:space="preserve">Package two: the wall follower. It works the way you could find your way round a maze in the dark: keep one hand on the wall and keep walking. The rover drives straight on until it meets a wall, turns so the wall is on its chosen hand, and then at every step tries to turn towards that hand, then straight on, then away, then back. It stops when it’s about to repeat its very first move: it has been all the way round. It’s simple, it needs no map, and it’s easy to predict. But look at the picture: it finds the green patch by the wall, and it never goes near the red patch in the middle of the floor. You choose which hand in the settings, so try both in the simulator with your course.</w:t>
       </w:r>
     </w:p>
     <w:p>
@@ -2018,7 +1725,7 @@
         <w:spacing w:after="80" w:before="360"/>
       </w:pPr>
       <w:r>
-        <w:t xml:space="preserve">Slide 6  ·  The three packages side by side</w:t>
+        <w:t xml:space="preserve">Slide 6  ·  It maps the course and searches all of it</w:t>
       </w:r>
     </w:p>
     <w:p>
@@ -2034,7 +1741,7 @@
           <w:sz w:val="20"/>
           <w:szCs w:val="20"/>
         </w:rPr>
-        <w:t xml:space="preserve">About 1:09</w:t>
+        <w:t xml:space="preserve">About 1:16</w:t>
       </w:r>
     </w:p>
     <w:p>
@@ -2046,7 +1753,7 @@
           <w:sz w:val="26"/>
           <w:szCs w:val="26"/>
         </w:rPr>
-        <w:t xml:space="preserve">Here they are side by side. With Basic functions you plan the route; with the other two, the rover does. Basic functions finds a patch only if your route goes over it. The wall follower finds patches along the walls, but it misses patches out in the open floor. The explorer finds patches anywhere it can reach. If the colours must be found in a set order, Basic functions can do that because you write the route, and the explorer can do it with explore(find=…); the wall follower simply reacts to colours in the order it meets them. And the price of that: a hard-coded route is fastest, the wall follower is in the middle, and a full search with the explorer takes minutes. Prices: [read out prices].</w:t>
+        <w:t xml:space="preserve">Package three: the maze explorer. The rover thinks of the floor as a grid of small squares, and draws a map as it goes. Over and over, it plans: which is the nearest square I haven’t searched yet? It looks: one measurement with the distance sensor maps a whole line of squares. And it moves one square. It keeps going until it has searched everywhere it can reach. So it finds patches anywhere, even in the middle of the floor. It can also find colours in a set order: explore with find equals GREEN stops on green, does your actions, and then you can explore for the next colour. The cost is time: a full search takes minutes. You can give it hints, like near equals minus 30, 110, meaning roughly 30 centimetres left and 110 ahead, so it searches there first.</w:t>
       </w:r>
     </w:p>
     <w:p>
@@ -2056,7 +1763,7 @@
         <w:spacing w:after="80" w:before="360"/>
       </w:pPr>
       <w:r>
-        <w:t xml:space="preserve">Slide 7  ·  You plan the route, it drives it accurately</w:t>
+        <w:t xml:space="preserve">Slide 7  ·  Same course, three ways round</w:t>
       </w:r>
     </w:p>
     <w:p>
@@ -2072,7 +1779,7 @@
           <w:sz w:val="20"/>
           <w:szCs w:val="20"/>
         </w:rPr>
-        <w:t xml:space="preserve">About 0:55</w:t>
+        <w:t xml:space="preserve">About 0:54</w:t>
       </w:r>
     </w:p>
     <w:p>
@@ -2084,7 +1791,7 @@
           <w:sz w:val="26"/>
           <w:szCs w:val="26"/>
         </w:rPr>
-        <w:t xml:space="preserve">Package one: Basic functions. You write the route as a list of moves, like this: drive 60 centimetres, face west, drive on until you’re 15 centimetres from the wall, face north, drive 80 more. The software makes every one of those moves accurate. It’s great if you know the course well, and it gives you the fastest run. The catch: anything you didn’t plan for breaks the route. My tip: plan your route along walls. Driving up to a wall corrects the small errors from the moves before it, because the wall is always where it is.</w:t>
+        <w:t xml:space="preserve">Here are all three on the same course. With Basic functions, the rover goes exactly where you planned. It finds both patches, but only because you knew where they were. The wall follower goes round the walls: it finds the green patch in the corner and never reaches the red one in the middle. The explorer covers every square it can reach, so it finds both, but it takes the longest. None of them is the best. The best one depends on your course and on how sure you are about where the patches are.</w:t>
       </w:r>
     </w:p>
     <w:p>
@@ -2094,7 +1801,7 @@
         <w:spacing w:after="80" w:before="360"/>
       </w:pPr>
       <w:r>
-        <w:t xml:space="preserve">Slide 8  ·  One hand on the wall, all the way round</w:t>
+        <w:t xml:space="preserve">Slide 8  ·  Which one suits your team?</w:t>
       </w:r>
     </w:p>
     <w:p>
@@ -2110,7 +1817,7 @@
           <w:sz w:val="20"/>
           <w:szCs w:val="20"/>
         </w:rPr>
-        <w:t xml:space="preserve">About 1:14</w:t>
+        <w:t xml:space="preserve">About 1:04</w:t>
       </w:r>
     </w:p>
     <w:p>
@@ -2122,7 +1829,7 @@
           <w:sz w:val="26"/>
           <w:szCs w:val="26"/>
         </w:rPr>
-        <w:t xml:space="preserve">Package two: the wall follower. It works the way you could find your way round a maze in the dark: keep one hand on the wall and keep walking. The rover drives straight on until it meets a wall, turns so the wall is on its chosen hand, and then at every step tries to turn towards that hand, then straight on, then away, then back. It stops when it’s about to repeat its very first move: it has been all the way round. It’s simple, it needs no map, and it’s easy to predict. But look at the picture: it finds the green patch by the wall, and it never goes near the red patch in the middle of the floor. You choose which hand in the settings, so try both in the simulator with your course.</w:t>
+        <w:t xml:space="preserve">So how do you choose? Ask yourselves three questions. Do we know exactly where every patch is, and do we just want the fastest run? Then Basic functions. Are the patches along the walls, and do we want autonomy points without much risk? Then the wall follower. Could the patches be anywhere, or must they be found in a set order? Then the maze explorer. Two more things. Whichever you choose, you can still write your own moves, before, after or around the autonomy: for example, drive to a good starting point and then hand over. And the software is part of your budget, so weigh it against what else you could spend that money on.</w:t>
       </w:r>
     </w:p>
     <w:p>
@@ -2132,7 +1839,7 @@
         <w:spacing w:after="80" w:before="360"/>
       </w:pPr>
       <w:r>
-        <w:t xml:space="preserve">Slide 9  ·  It maps the course and searches all of it</w:t>
+        <w:t xml:space="preserve">Slide 9  ·  Every package comes with</w:t>
       </w:r>
     </w:p>
     <w:p>
@@ -2148,7 +1855,7 @@
           <w:sz w:val="20"/>
           <w:szCs w:val="20"/>
         </w:rPr>
-        <w:t xml:space="preserve">About 1:16</w:t>
+        <w:t xml:space="preserve">About 0:45</w:t>
       </w:r>
     </w:p>
     <w:p>
@@ -2160,7 +1867,7 @@
           <w:sz w:val="26"/>
           <w:szCs w:val="26"/>
         </w:rPr>
-        <w:t xml:space="preserve">Package three: the maze explorer. The rover thinks of the floor as a grid of small squares, and draws a map as it goes. Over and over, it plans: which is the nearest square I haven’t searched yet? It looks: one measurement with the distance sensor maps a whole line of squares. And it moves one square. It keeps going until it has searched everywhere it can reach. So it finds patches anywhere, even in the middle of the floor. It can also find colours in a set order: explore with find equals GREEN stops on green, does your actions, and then you can explore for the next colour. The cost is time: a full search takes minutes. You can give it hints, like near equals minus 30, 110, meaning roughly 30 centimetres left and 110 ahead, so it searches there first.</w:t>
+        <w:t xml:space="preserve">Whichever package you choose, you get four things. setup_check: eight tests that check every part of your rover, one at a time, and tell you exactly which setting to change. The simulator, for free. A user manual, with a checklist for your first hour and every setting and function explained. And room for your own code: your own program, and your own actions for what the rover does on each colour, like dropping a payload.</w:t>
       </w:r>
     </w:p>
     <w:p>
@@ -2170,7 +1877,7 @@
         <w:spacing w:after="80" w:before="360"/>
       </w:pPr>
       <w:r>
-        <w:t xml:space="preserve">Slide 10  ·  Same course, three ways round</w:t>
+        <w:t xml:space="preserve">Slide 10  ·  The simulator: test on a computer first</w:t>
       </w:r>
     </w:p>
     <w:p>
@@ -2186,7 +1893,7 @@
           <w:sz w:val="20"/>
           <w:szCs w:val="20"/>
         </w:rPr>
-        <w:t xml:space="preserve">About 0:54</w:t>
+        <w:t xml:space="preserve">About 1:10</w:t>
       </w:r>
     </w:p>
     <w:p>
@@ -2198,7 +1905,7 @@
           <w:sz w:val="26"/>
           <w:szCs w:val="26"/>
         </w:rPr>
-        <w:t xml:space="preserve">Here are all three on the same course. With Basic functions, the rover goes exactly where you planned. It finds both patches, but only because you knew where they were. The wall follower goes round the walls: it finds the green patch in the corner and never reaches the red one in the middle. The explorer covers every square it can reach, so it finds both, but it takes the longest. None of them is the best. The best one depends on your course and on how sure you are about where the patches are.</w:t>
+        <w:t xml:space="preserve">This is the simulator. It runs your real program file, the same one you put on the hub, with a pretend rover on a pretend course. You draw your rover, its wheels and sensors, and your course, its walls and patches. When you run, you see the rover’s path, and a log of everything the program printed. Click any line and the simulator shows you where the rover was at that moment. And if the settings in your program don’t match the rover you drew, you get a red warning. That one matters: in one of our tests, a rover running with the wrong wheel size got completely lost. The simulator is a model, so always test on the real rover too, but it saves you hours on the floor.</w:t>
       </w:r>
     </w:p>
     <w:p>
@@ -2208,7 +1915,7 @@
         <w:spacing w:after="80" w:before="360"/>
       </w:pPr>
       <w:r>
-        <w:t xml:space="preserve">Slide 11  ·  Which one suits your team?</w:t>
+        <w:t xml:space="preserve">Slide 11  ·  Design your rover for the software</w:t>
       </w:r>
     </w:p>
     <w:p>
@@ -2224,7 +1931,7 @@
           <w:sz w:val="20"/>
           <w:szCs w:val="20"/>
         </w:rPr>
-        <w:t xml:space="preserve">About 1:04</w:t>
+        <w:t xml:space="preserve">About 1:12</w:t>
       </w:r>
     </w:p>
     <w:p>
@@ -2236,7 +1943,7 @@
           <w:sz w:val="26"/>
           <w:szCs w:val="26"/>
         </w:rPr>
-        <w:t xml:space="preserve">So how do you choose? Ask yourselves three questions. Do we know exactly where every patch is, and do we just want the fastest run? Then Basic functions. Are the patches along the walls, and do we want autonomy points without much risk? Then the wall follower. Could the patches be anywhere, or must they be found in a set order? Then the maze explorer. Two more things. Whichever you choose, you can still write your own moves, before, after or around the autonomy: for example, drive to a good starting point and then hand over. And the software is part of your budget, so weigh it against what else you could spend that money on.</w:t>
+        <w:t xml:space="preserve">A word about design, before you build. The software turns the rover on the spot, by running one side forwards and the other backwards. So you need driven wheels on both sides; a rover that steers like a car can’t run the autonomy. When the rover spins, its corners sweep a circle: about 27 centimetres across for a rover 15 by 18. Gaps narrower than that are no-go zones, so a compact rover gets through more of the course. Four or six wheels work fine; they slide a bit when turning, so turns are slower, and two of the setup tests measure that for the simulator. And put the sensors where they can do their job: the distance sensor pointing straight ahead at the walls, and the colour sensor facing the floor, close to it.</w:t>
       </w:r>
     </w:p>
     <w:p>
@@ -2246,7 +1953,7 @@
         <w:spacing w:after="80" w:before="360"/>
       </w:pPr>
       <w:r>
-        <w:t xml:space="preserve">Slide 12  ·  Every package comes with</w:t>
+        <w:t xml:space="preserve">Slide 12  ·  Your first hour, in six steps</w:t>
       </w:r>
     </w:p>
     <w:p>
@@ -2262,7 +1969,7 @@
           <w:sz w:val="20"/>
           <w:szCs w:val="20"/>
         </w:rPr>
-        <w:t xml:space="preserve">About 0:45</w:t>
+        <w:t xml:space="preserve">About 1:10</w:t>
       </w:r>
     </w:p>
     <w:p>
@@ -2274,7 +1981,7 @@
           <w:sz w:val="26"/>
           <w:szCs w:val="26"/>
         </w:rPr>
-        <w:t xml:space="preserve">Whichever package you choose, you get four things. setup_check: eight tests that check every part of your rover, one at a time, and tell you exactly which setting to change. The simulator, for free. A user manual, with a checklist for your first hour and every setting and function explained. And room for your own code: your own program, and your own actions for what the rover does on each colour, like dropping a payload.</w:t>
+        <w:t xml:space="preserve">Here’s your first hour, and it’s in the manual too. One: copy your file into a new Python project in the SPIKE App. Two: fill in the settings for your rover: ports, wheel size, where the sensors are. Three: draw your rover in the simulator; it tells you if your settings don’t match. Four: run setup_check on the real rover, and fix whatever it reports. Five: run your program in the simulator. Six: only then, run it on the floor. One tip that will save you a lot of trouble: keep one master copy of your program file. Change it, test it in the simulator, then copy it into the SPIKE App. If you change it in the SPIKE App, copy it straight back, or you’ll end up with two versions.</w:t>
       </w:r>
     </w:p>
     <w:p>
@@ -2284,7 +1991,7 @@
         <w:spacing w:after="80" w:before="360"/>
       </w:pPr>
       <w:r>
-        <w:t xml:space="preserve">Slide 13  ·  The simulator: test on a computer first</w:t>
+        <w:t xml:space="preserve">Slide 13  ·  Start with three places</w:t>
       </w:r>
     </w:p>
     <w:p>
@@ -2300,7 +2007,7 @@
           <w:sz w:val="20"/>
           <w:szCs w:val="20"/>
         </w:rPr>
-        <w:t xml:space="preserve">About 1:10</w:t>
+        <w:t xml:space="preserve">About 1:04</w:t>
       </w:r>
     </w:p>
     <w:p>
@@ -2312,7 +2019,7 @@
           <w:sz w:val="26"/>
           <w:szCs w:val="26"/>
         </w:rPr>
-        <w:t xml:space="preserve">This is the simulator. It runs your real program file, the same one you put on the hub, with a pretend rover on a pretend course. You draw your rover, its wheels and sensors, and your course, its walls and patches. When you run, you see the rover’s path, and a log of everything the program printed. Click any line and the simulator shows you where the rover was at that moment. And if the settings in your program don’t match the rover you drew, you get a red warning. That one matters: in one of our tests, a rover running with the wrong wheel size got completely lost. The simulator is a model, so always test on the real rover too, but it saves you hours on the floor.</w:t>
+        <w:t xml:space="preserve">Your program file is long, over a thousand lines, but don’t panic: to get your rover going, you only need to change three places. The SETTINGS near the top, where you describe your rover and your course. YOUR PROGRAM at the very bottom, where you choose what runs or write your own moves. And on_colour_found, in the middle: search the file for ADD YOUR OWN ACTIONS HERE; that’s where you say what the rover does on each colour. Everything else is the rover software, and tinkering is encouraged. Read it, play with it, change it: that’s the best way to understand how your rover works. Just save a copy that works first, so you can always go back.</w:t>
       </w:r>
     </w:p>
     <w:p>
@@ -2322,121 +2029,7 @@
         <w:spacing w:after="80" w:before="360"/>
       </w:pPr>
       <w:r>
-        <w:t xml:space="preserve">Slide 14  ·  Design your rover for the software</w:t>
-      </w:r>
-    </w:p>
-    <w:p>
-      <w:pPr>
-        <w:keepNext/>
-        <w:spacing w:after="120"/>
-      </w:pPr>
-      <w:r>
-        <w:rPr>
-          <w:i/>
-          <w:iCs/>
-          <w:color w:val="5B6867"/>
-          <w:sz w:val="20"/>
-          <w:szCs w:val="20"/>
-        </w:rPr>
-        <w:t xml:space="preserve">About 1:12</w:t>
-      </w:r>
-    </w:p>
-    <w:p>
-      <w:pPr>
-        <w:spacing w:after="200" w:line="360"/>
-      </w:pPr>
-      <w:r>
-        <w:rPr>
-          <w:sz w:val="26"/>
-          <w:szCs w:val="26"/>
-        </w:rPr>
-        <w:t xml:space="preserve">A word about design, before you build. The software turns the rover on the spot, by running one side forwards and the other backwards. So you need driven wheels on both sides; a rover that steers like a car can’t run the autonomy. When the rover spins, its corners sweep a circle: about 27 centimetres across for a rover 15 by 18. Gaps narrower than that are no-go zones, so a compact rover gets through more of the course. Four or six wheels work fine; they slide a bit when turning, so turns are slower, and two of the setup tests measure that for the simulator. And put the sensors where they can do their job: the distance sensor pointing straight ahead at the walls, and the colour sensor facing the floor, close to it.</w:t>
-      </w:r>
-    </w:p>
-    <w:p>
-      <w:pPr>
-        <w:pStyle w:val="Heading2"/>
-        <w:keepNext/>
-        <w:spacing w:after="80" w:before="360"/>
-      </w:pPr>
-      <w:r>
-        <w:t xml:space="preserve">Slide 15  ·  Your first hour, in six steps</w:t>
-      </w:r>
-    </w:p>
-    <w:p>
-      <w:pPr>
-        <w:keepNext/>
-        <w:spacing w:after="120"/>
-      </w:pPr>
-      <w:r>
-        <w:rPr>
-          <w:i/>
-          <w:iCs/>
-          <w:color w:val="5B6867"/>
-          <w:sz w:val="20"/>
-          <w:szCs w:val="20"/>
-        </w:rPr>
-        <w:t xml:space="preserve">About 1:10</w:t>
-      </w:r>
-    </w:p>
-    <w:p>
-      <w:pPr>
-        <w:spacing w:after="200" w:line="360"/>
-      </w:pPr>
-      <w:r>
-        <w:rPr>
-          <w:sz w:val="26"/>
-          <w:szCs w:val="26"/>
-        </w:rPr>
-        <w:t xml:space="preserve">Here’s your first hour, and it’s in the manual too. One: copy your file into a new Python project in the SPIKE App. Two: fill in the settings for your rover: ports, wheel size, where the sensors are. Three: draw your rover in the simulator; it tells you if your settings don’t match. Four: run setup_check on the real rover, and fix whatever it reports. Five: run your program in the simulator. Six: only then, run it on the floor. One tip that will save you a lot of trouble: keep one master copy of your program file. Change it, test it in the simulator, then copy it into the SPIKE App. If you change it in the SPIKE App, copy it straight back, or you’ll end up with two versions.</w:t>
-      </w:r>
-    </w:p>
-    <w:p>
-      <w:pPr>
-        <w:pStyle w:val="Heading2"/>
-        <w:keepNext/>
-        <w:spacing w:after="80" w:before="360"/>
-      </w:pPr>
-      <w:r>
-        <w:t xml:space="preserve">Slide 16  ·  You only change three places</w:t>
-      </w:r>
-    </w:p>
-    <w:p>
-      <w:pPr>
-        <w:keepNext/>
-        <w:spacing w:after="120"/>
-      </w:pPr>
-      <w:r>
-        <w:rPr>
-          <w:i/>
-          <w:iCs/>
-          <w:color w:val="5B6867"/>
-          <w:sz w:val="20"/>
-          <w:szCs w:val="20"/>
-        </w:rPr>
-        <w:t xml:space="preserve">About 0:52</w:t>
-      </w:r>
-    </w:p>
-    <w:p>
-      <w:pPr>
-        <w:spacing w:after="200" w:line="360"/>
-      </w:pPr>
-      <w:r>
-        <w:rPr>
-          <w:sz w:val="26"/>
-          <w:szCs w:val="26"/>
-        </w:rPr>
-        <w:t xml:space="preserve">Your program file is long, over a thousand lines, but don’t panic: you only ever change three places. The SETTINGS near the top, where you describe your rover and your course. YOUR PROGRAM at the very bottom, where you choose what runs or write your own moves. And on_colour_found, in the middle: search the file for ADD YOUR OWN ACTIONS HERE; that’s where you say what the rover does on each colour. Everything else is the rover software. Read it if you’re curious, but don’t change it: that’s the part we support.</w:t>
-      </w:r>
-    </w:p>
-    <w:p>
-      <w:pPr>
-        <w:pStyle w:val="Heading2"/>
-        <w:keepNext/>
-        <w:spacing w:after="80" w:before="360"/>
-      </w:pPr>
-      <w:r>
-        <w:t xml:space="preserve">Slide 17  ·  Measure. Simulate. Then drive.</w:t>
+        <w:t xml:space="preserve">Slide 14  ·  Measure. Simulate. Then drive.</w:t>
       </w:r>
     </w:p>
     <w:p>
